--- a/Turas launcher.docx
+++ b/Turas launcher.docx
@@ -278,6 +278,298 @@
     <w:p>
       <w:pPr>
         <w:rPr>
+          <w:lang w:val="en-US"/>
+        </w:rPr>
+      </w:pPr>
+    </w:p>
+    <w:p>
+      <w:pPr>
+        <w:tabs>
+          <w:tab w:val="left" w:pos="560"/>
+          <w:tab w:val="left" w:pos="1120"/>
+          <w:tab w:val="left" w:pos="1680"/>
+          <w:tab w:val="left" w:pos="2240"/>
+          <w:tab w:val="left" w:pos="2800"/>
+          <w:tab w:val="left" w:pos="3360"/>
+          <w:tab w:val="left" w:pos="3920"/>
+          <w:tab w:val="left" w:pos="4480"/>
+          <w:tab w:val="left" w:pos="5040"/>
+          <w:tab w:val="left" w:pos="5600"/>
+          <w:tab w:val="left" w:pos="6160"/>
+          <w:tab w:val="left" w:pos="6720"/>
+        </w:tabs>
+        <w:autoSpaceDE w:val="0"/>
+        <w:autoSpaceDN w:val="0"/>
+        <w:adjustRightInd w:val="0"/>
+        <w:rPr>
+          <w:rFonts w:ascii="Menlo" w:hAnsi="Menlo" w:cs="Menlo"/>
+          <w:color w:val="000000"/>
+          <w:kern w:val="0"/>
+          <w:sz w:val="22"/>
+          <w:szCs w:val="22"/>
+          <w:lang w:val="en-GB"/>
+        </w:rPr>
+      </w:pPr>
+      <w:proofErr w:type="spellStart"/>
+      <w:r>
+        <w:rPr>
+          <w:rFonts w:ascii="Menlo" w:hAnsi="Menlo" w:cs="Menlo"/>
+          <w:color w:val="000000"/>
+          <w:kern w:val="0"/>
+          <w:sz w:val="22"/>
+          <w:szCs w:val="22"/>
+          <w:lang w:val="en-GB"/>
+        </w:rPr>
+        <w:t>setwd</w:t>
+      </w:r>
+      <w:proofErr w:type="spellEnd"/>
+      <w:r>
+        <w:rPr>
+          <w:rFonts w:ascii="Menlo" w:hAnsi="Menlo" w:cs="Menlo"/>
+          <w:color w:val="000000"/>
+          <w:kern w:val="0"/>
+          <w:sz w:val="22"/>
+          <w:szCs w:val="22"/>
+          <w:lang w:val="en-GB"/>
+        </w:rPr>
+        <w:t>(</w:t>
+      </w:r>
+      <w:r>
+        <w:rPr>
+          <w:rFonts w:ascii="Menlo" w:hAnsi="Menlo" w:cs="Menlo"/>
+          <w:color w:val="B42419"/>
+          <w:kern w:val="0"/>
+          <w:sz w:val="22"/>
+          <w:szCs w:val="22"/>
+          <w:lang w:val="en-GB"/>
+        </w:rPr>
+        <w:t>"/Users/</w:t>
+      </w:r>
+      <w:proofErr w:type="spellStart"/>
+      <w:r>
+        <w:rPr>
+          <w:rFonts w:ascii="Menlo" w:hAnsi="Menlo" w:cs="Menlo"/>
+          <w:color w:val="B42419"/>
+          <w:kern w:val="0"/>
+          <w:sz w:val="22"/>
+          <w:szCs w:val="22"/>
+          <w:lang w:val="en-GB"/>
+        </w:rPr>
+        <w:t>duncan</w:t>
+      </w:r>
+      <w:proofErr w:type="spellEnd"/>
+      <w:r>
+        <w:rPr>
+          <w:rFonts w:ascii="Menlo" w:hAnsi="Menlo" w:cs="Menlo"/>
+          <w:color w:val="B42419"/>
+          <w:kern w:val="0"/>
+          <w:sz w:val="22"/>
+          <w:szCs w:val="22"/>
+          <w:lang w:val="en-GB"/>
+        </w:rPr>
+        <w:t>/Documents/Turas"</w:t>
+      </w:r>
+      <w:r>
+        <w:rPr>
+          <w:rFonts w:ascii="Menlo" w:hAnsi="Menlo" w:cs="Menlo"/>
+          <w:color w:val="000000"/>
+          <w:kern w:val="0"/>
+          <w:sz w:val="22"/>
+          <w:szCs w:val="22"/>
+          <w:lang w:val="en-GB"/>
+        </w:rPr>
+        <w:t>)</w:t>
+      </w:r>
+    </w:p>
+    <w:p>
+      <w:pPr>
+        <w:rPr>
+          <w:lang w:val="en-US"/>
+        </w:rPr>
+      </w:pPr>
+      <w:r>
+        <w:rPr>
+          <w:lang w:val="en-US"/>
+        </w:rPr>
+        <w:t>source("tools/</w:t>
+      </w:r>
+      <w:proofErr w:type="spellStart"/>
+      <w:r>
+        <w:rPr>
+          <w:lang w:val="en-US"/>
+        </w:rPr>
+        <w:t>platform_</w:t>
+      </w:r>
+      <w:proofErr w:type="gramStart"/>
+      <w:r>
+        <w:rPr>
+          <w:lang w:val="en-US"/>
+        </w:rPr>
+        <w:t>stats.R</w:t>
+      </w:r>
+      <w:proofErr w:type="spellEnd"/>
+      <w:proofErr w:type="gramEnd"/>
+      <w:r>
+        <w:rPr>
+          <w:lang w:val="en-US"/>
+        </w:rPr>
+        <w:t>")</w:t>
+      </w:r>
+    </w:p>
+    <w:p>
+      <w:pPr>
+        <w:rPr>
+          <w:u w:val="single"/>
+          <w:lang w:val="en-US"/>
+        </w:rPr>
+      </w:pPr>
+    </w:p>
+    <w:p>
+      <w:pPr>
+        <w:tabs>
+          <w:tab w:val="left" w:pos="560"/>
+          <w:tab w:val="left" w:pos="1120"/>
+          <w:tab w:val="left" w:pos="1680"/>
+          <w:tab w:val="left" w:pos="2240"/>
+          <w:tab w:val="left" w:pos="2800"/>
+          <w:tab w:val="left" w:pos="3360"/>
+          <w:tab w:val="left" w:pos="3920"/>
+          <w:tab w:val="left" w:pos="4480"/>
+          <w:tab w:val="left" w:pos="5040"/>
+          <w:tab w:val="left" w:pos="5600"/>
+          <w:tab w:val="left" w:pos="6160"/>
+          <w:tab w:val="left" w:pos="6720"/>
+        </w:tabs>
+        <w:autoSpaceDE w:val="0"/>
+        <w:autoSpaceDN w:val="0"/>
+        <w:adjustRightInd w:val="0"/>
+        <w:rPr>
+          <w:rFonts w:ascii="Menlo" w:hAnsi="Menlo" w:cs="Menlo"/>
+          <w:color w:val="000000"/>
+          <w:kern w:val="0"/>
+          <w:sz w:val="22"/>
+          <w:szCs w:val="22"/>
+          <w:lang w:val="en-GB"/>
+        </w:rPr>
+      </w:pPr>
+      <w:proofErr w:type="spellStart"/>
+      <w:r>
+        <w:rPr>
+          <w:rFonts w:ascii="Menlo" w:hAnsi="Menlo" w:cs="Menlo"/>
+          <w:color w:val="000000"/>
+          <w:kern w:val="0"/>
+          <w:sz w:val="22"/>
+          <w:szCs w:val="22"/>
+          <w:lang w:val="en-GB"/>
+        </w:rPr>
+        <w:t>setwd</w:t>
+      </w:r>
+      <w:proofErr w:type="spellEnd"/>
+      <w:r>
+        <w:rPr>
+          <w:rFonts w:ascii="Menlo" w:hAnsi="Menlo" w:cs="Menlo"/>
+          <w:color w:val="000000"/>
+          <w:kern w:val="0"/>
+          <w:sz w:val="22"/>
+          <w:szCs w:val="22"/>
+          <w:lang w:val="en-GB"/>
+        </w:rPr>
+        <w:t>(</w:t>
+      </w:r>
+      <w:r>
+        <w:rPr>
+          <w:rFonts w:ascii="Menlo" w:hAnsi="Menlo" w:cs="Menlo"/>
+          <w:color w:val="B42419"/>
+          <w:kern w:val="0"/>
+          <w:sz w:val="22"/>
+          <w:szCs w:val="22"/>
+          <w:lang w:val="en-GB"/>
+        </w:rPr>
+        <w:t>"/Users/</w:t>
+      </w:r>
+      <w:proofErr w:type="spellStart"/>
+      <w:r>
+        <w:rPr>
+          <w:rFonts w:ascii="Menlo" w:hAnsi="Menlo" w:cs="Menlo"/>
+          <w:color w:val="B42419"/>
+          <w:kern w:val="0"/>
+          <w:sz w:val="22"/>
+          <w:szCs w:val="22"/>
+          <w:lang w:val="en-GB"/>
+        </w:rPr>
+        <w:t>duncan</w:t>
+      </w:r>
+      <w:proofErr w:type="spellEnd"/>
+      <w:r>
+        <w:rPr>
+          <w:rFonts w:ascii="Menlo" w:hAnsi="Menlo" w:cs="Menlo"/>
+          <w:color w:val="B42419"/>
+          <w:kern w:val="0"/>
+          <w:sz w:val="22"/>
+          <w:szCs w:val="22"/>
+          <w:lang w:val="en-GB"/>
+        </w:rPr>
+        <w:t>/Documents/Turas"</w:t>
+      </w:r>
+      <w:r>
+        <w:rPr>
+          <w:rFonts w:ascii="Menlo" w:hAnsi="Menlo" w:cs="Menlo"/>
+          <w:color w:val="000000"/>
+          <w:kern w:val="0"/>
+          <w:sz w:val="22"/>
+          <w:szCs w:val="22"/>
+          <w:lang w:val="en-GB"/>
+        </w:rPr>
+        <w:t>)</w:t>
+      </w:r>
+    </w:p>
+    <w:p>
+      <w:pPr>
+        <w:rPr>
+          <w:lang w:val="en-US"/>
+        </w:rPr>
+      </w:pPr>
+      <w:r>
+        <w:rPr>
+          <w:lang w:val="en-US"/>
+        </w:rPr>
+        <w:t>source("tools/</w:t>
+      </w:r>
+      <w:proofErr w:type="spellStart"/>
+      <w:r>
+        <w:rPr>
+          <w:lang w:val="en-US"/>
+        </w:rPr>
+        <w:t>run_all_</w:t>
+      </w:r>
+      <w:proofErr w:type="gramStart"/>
+      <w:r>
+        <w:rPr>
+          <w:lang w:val="en-US"/>
+        </w:rPr>
+        <w:t>tests.R</w:t>
+      </w:r>
+      <w:proofErr w:type="spellEnd"/>
+      <w:proofErr w:type="gramEnd"/>
+      <w:r>
+        <w:rPr>
+          <w:lang w:val="en-US"/>
+        </w:rPr>
+        <w:t>")</w:t>
+      </w:r>
+    </w:p>
+    <w:p>
+      <w:pPr>
+        <w:rPr>
+          <w:u w:val="single"/>
+          <w:lang w:val="en-US"/>
+        </w:rPr>
+      </w:pPr>
+    </w:p>
+    <w:p>
+      <w:pPr>
+        <w:rPr>
+          <w:u w:val="single"/>
           <w:lang w:val="en-US"/>
         </w:rPr>
       </w:pPr>

--- a/Turas launcher.docx
+++ b/Turas launcher.docx
@@ -117,53 +117,7 @@
           <w:szCs w:val="22"/>
           <w:lang w:val="en-GB"/>
         </w:rPr>
-        <w:t>(</w:t>
-      </w:r>
-      <w:r>
-        <w:rPr>
-          <w:rFonts w:ascii="Menlo" w:hAnsi="Menlo" w:cs="Menlo"/>
-          <w:color w:val="B42419"/>
-          <w:kern w:val="0"/>
-          <w:sz w:val="22"/>
-          <w:szCs w:val="22"/>
-          <w:lang w:val="en-GB"/>
-        </w:rPr>
-        <w:t>"/Users/</w:t>
-      </w:r>
-      <w:proofErr w:type="spellStart"/>
-      <w:r>
-        <w:rPr>
-          <w:rFonts w:ascii="Menlo" w:hAnsi="Menlo" w:cs="Menlo"/>
-          <w:color w:val="B42419"/>
-          <w:kern w:val="0"/>
-          <w:sz w:val="22"/>
-          <w:szCs w:val="22"/>
-          <w:lang w:val="en-GB"/>
-        </w:rPr>
-        <w:t>duncan</w:t>
-      </w:r>
-      <w:proofErr w:type="spellEnd"/>
-      <w:r>
-        <w:rPr>
-          <w:rFonts w:ascii="Menlo" w:hAnsi="Menlo" w:cs="Menlo"/>
-          <w:color w:val="B42419"/>
-          <w:kern w:val="0"/>
-          <w:sz w:val="22"/>
-          <w:szCs w:val="22"/>
-          <w:lang w:val="en-GB"/>
-        </w:rPr>
-        <w:t>/Documents/Turas"</w:t>
-      </w:r>
-      <w:r>
-        <w:rPr>
-          <w:rFonts w:ascii="Menlo" w:hAnsi="Menlo" w:cs="Menlo"/>
-          <w:color w:val="000000"/>
-          <w:kern w:val="0"/>
-          <w:sz w:val="22"/>
-          <w:szCs w:val="22"/>
-          <w:lang w:val="en-GB"/>
-        </w:rPr>
-        <w:t>)</w:t>
+        <w:t>("~/Dev/Turas")</w:t>
       </w:r>
     </w:p>
     <w:p>
@@ -203,7 +157,7 @@
           <w:szCs w:val="22"/>
           <w:lang w:val="en-GB"/>
         </w:rPr>
-        <w:t xml:space="preserve">  source(</w:t>
+        <w:t>source(</w:t>
       </w:r>
       <w:r>
         <w:rPr>
@@ -281,6 +235,255 @@
           <w:lang w:val="en-US"/>
         </w:rPr>
       </w:pPr>
+    </w:p>
+    <w:p>
+      <w:pPr>
+        <w:rPr>
+          <w:rFonts w:ascii="Menlo" w:hAnsi="Menlo" w:cs="Menlo"/>
+          <w:color w:val="000000"/>
+          <w:kern w:val="0"/>
+          <w:sz w:val="22"/>
+          <w:szCs w:val="22"/>
+          <w:lang w:val="en-GB"/>
+        </w:rPr>
+      </w:pPr>
+      <w:proofErr w:type="spellStart"/>
+      <w:r>
+        <w:rPr>
+          <w:rFonts w:ascii="Menlo" w:hAnsi="Menlo" w:cs="Menlo"/>
+          <w:color w:val="000000"/>
+          <w:kern w:val="0"/>
+          <w:sz w:val="22"/>
+          <w:szCs w:val="22"/>
+          <w:lang w:val="en-GB"/>
+        </w:rPr>
+        <w:t>setwd</w:t>
+      </w:r>
+      <w:proofErr w:type="spellEnd"/>
+      <w:r>
+        <w:rPr>
+          <w:rFonts w:ascii="Menlo" w:hAnsi="Menlo" w:cs="Menlo"/>
+          <w:color w:val="000000"/>
+          <w:kern w:val="0"/>
+          <w:sz w:val="22"/>
+          <w:szCs w:val="22"/>
+          <w:lang w:val="en-GB"/>
+        </w:rPr>
+        <w:t>("~/Dev/Turas")</w:t>
+      </w:r>
+    </w:p>
+    <w:p>
+      <w:pPr>
+        <w:rPr>
+          <w:lang w:val="en-US"/>
+        </w:rPr>
+      </w:pPr>
+      <w:r>
+        <w:rPr>
+          <w:lang w:val="en-US"/>
+        </w:rPr>
+        <w:t>source("tools/</w:t>
+      </w:r>
+      <w:proofErr w:type="spellStart"/>
+      <w:r>
+        <w:rPr>
+          <w:lang w:val="en-US"/>
+        </w:rPr>
+        <w:t>platform_</w:t>
+      </w:r>
+      <w:proofErr w:type="gramStart"/>
+      <w:r>
+        <w:rPr>
+          <w:lang w:val="en-US"/>
+        </w:rPr>
+        <w:t>stats.R</w:t>
+      </w:r>
+      <w:proofErr w:type="spellEnd"/>
+      <w:proofErr w:type="gramEnd"/>
+      <w:r>
+        <w:rPr>
+          <w:lang w:val="en-US"/>
+        </w:rPr>
+        <w:t>")</w:t>
+      </w:r>
+    </w:p>
+    <w:p>
+      <w:pPr>
+        <w:rPr>
+          <w:u w:val="single"/>
+          <w:lang w:val="en-US"/>
+        </w:rPr>
+      </w:pPr>
+    </w:p>
+    <w:p>
+      <w:pPr>
+        <w:rPr>
+          <w:rFonts w:ascii="Menlo" w:hAnsi="Menlo" w:cs="Menlo"/>
+          <w:color w:val="000000"/>
+          <w:kern w:val="0"/>
+          <w:sz w:val="22"/>
+          <w:szCs w:val="22"/>
+          <w:lang w:val="en-GB"/>
+        </w:rPr>
+      </w:pPr>
+      <w:proofErr w:type="spellStart"/>
+      <w:r>
+        <w:rPr>
+          <w:rFonts w:ascii="Menlo" w:hAnsi="Menlo" w:cs="Menlo"/>
+          <w:color w:val="000000"/>
+          <w:kern w:val="0"/>
+          <w:sz w:val="22"/>
+          <w:szCs w:val="22"/>
+          <w:lang w:val="en-GB"/>
+        </w:rPr>
+        <w:t>setwd</w:t>
+      </w:r>
+      <w:proofErr w:type="spellEnd"/>
+      <w:r>
+        <w:rPr>
+          <w:rFonts w:ascii="Menlo" w:hAnsi="Menlo" w:cs="Menlo"/>
+          <w:color w:val="000000"/>
+          <w:kern w:val="0"/>
+          <w:sz w:val="22"/>
+          <w:szCs w:val="22"/>
+          <w:lang w:val="en-GB"/>
+        </w:rPr>
+        <w:t>("~/Dev/Turas")</w:t>
+      </w:r>
+    </w:p>
+    <w:p>
+      <w:pPr>
+        <w:rPr>
+          <w:lang w:val="en-US"/>
+        </w:rPr>
+      </w:pPr>
+      <w:r>
+        <w:rPr>
+          <w:lang w:val="en-US"/>
+        </w:rPr>
+        <w:t>source("tools/</w:t>
+      </w:r>
+      <w:proofErr w:type="spellStart"/>
+      <w:r>
+        <w:rPr>
+          <w:lang w:val="en-US"/>
+        </w:rPr>
+        <w:t>run_all_</w:t>
+      </w:r>
+      <w:proofErr w:type="gramStart"/>
+      <w:r>
+        <w:rPr>
+          <w:lang w:val="en-US"/>
+        </w:rPr>
+        <w:t>tests.R</w:t>
+      </w:r>
+      <w:proofErr w:type="spellEnd"/>
+      <w:proofErr w:type="gramEnd"/>
+      <w:r>
+        <w:rPr>
+          <w:lang w:val="en-US"/>
+        </w:rPr>
+        <w:t>")</w:t>
+      </w:r>
+    </w:p>
+    <w:p>
+      <w:pPr>
+        <w:rPr>
+          <w:u w:val="single"/>
+          <w:lang w:val="en-US"/>
+        </w:rPr>
+      </w:pPr>
+    </w:p>
+    <w:p>
+      <w:pPr>
+        <w:rPr>
+          <w:u w:val="single"/>
+          <w:lang w:val="en-US"/>
+        </w:rPr>
+      </w:pPr>
+    </w:p>
+    <w:p>
+      <w:pPr>
+        <w:rPr>
+          <w:u w:val="single"/>
+          <w:lang w:val="en-US"/>
+        </w:rPr>
+      </w:pPr>
+      <w:r>
+        <w:rPr>
+          <w:u w:val="single"/>
+          <w:lang w:val="en-US"/>
+        </w:rPr>
+        <w:t>inventory checker</w:t>
+      </w:r>
+    </w:p>
+    <w:p>
+      <w:pPr>
+        <w:rPr>
+          <w:lang w:val="en-US"/>
+        </w:rPr>
+      </w:pPr>
+    </w:p>
+    <w:p>
+      <w:pPr>
+        <w:rPr>
+          <w:lang w:val="en-US"/>
+        </w:rPr>
+      </w:pPr>
+      <w:r>
+        <w:rPr>
+          <w:lang w:val="en-US"/>
+        </w:rPr>
+        <w:t xml:space="preserve">This scans and check the health of the </w:t>
+      </w:r>
+      <w:proofErr w:type="spellStart"/>
+      <w:r>
+        <w:rPr>
+          <w:lang w:val="en-US"/>
+        </w:rPr>
+        <w:t>turas</w:t>
+      </w:r>
+      <w:proofErr w:type="spellEnd"/>
+      <w:r>
+        <w:rPr>
+          <w:lang w:val="en-US"/>
+        </w:rPr>
+        <w:t xml:space="preserve"> directory</w:t>
+      </w:r>
+    </w:p>
+    <w:p>
+      <w:pPr>
+        <w:rPr>
+          <w:lang w:val="en-US"/>
+        </w:rPr>
+      </w:pPr>
+    </w:p>
+    <w:p>
+      <w:pPr>
+        <w:rPr>
+          <w:lang w:val="en-US"/>
+        </w:rPr>
+      </w:pPr>
+      <w:r>
+        <w:rPr>
+          <w:lang w:val="en-US"/>
+        </w:rPr>
+        <w:t xml:space="preserve"># Set working directory to </w:t>
+      </w:r>
+      <w:proofErr w:type="gramStart"/>
+      <w:r>
+        <w:rPr>
+          <w:lang w:val="en-US"/>
+        </w:rPr>
+        <w:t>Turas</w:t>
+      </w:r>
+      <w:proofErr w:type="gramEnd"/>
+      <w:r>
+        <w:rPr>
+          <w:lang w:val="en-US"/>
+        </w:rPr>
+        <w:t xml:space="preserve"> root</w:t>
+      </w:r>
     </w:p>
     <w:p>
       <w:pPr>
@@ -332,97 +535,8 @@
           <w:szCs w:val="22"/>
           <w:lang w:val="en-GB"/>
         </w:rPr>
-        <w:t>(</w:t>
-      </w:r>
-      <w:r>
-        <w:rPr>
-          <w:rFonts w:ascii="Menlo" w:hAnsi="Menlo" w:cs="Menlo"/>
-          <w:color w:val="B42419"/>
-          <w:kern w:val="0"/>
-          <w:sz w:val="22"/>
-          <w:szCs w:val="22"/>
-          <w:lang w:val="en-GB"/>
-        </w:rPr>
-        <w:t>"/Users/</w:t>
-      </w:r>
-      <w:proofErr w:type="spellStart"/>
-      <w:r>
-        <w:rPr>
-          <w:rFonts w:ascii="Menlo" w:hAnsi="Menlo" w:cs="Menlo"/>
-          <w:color w:val="B42419"/>
-          <w:kern w:val="0"/>
-          <w:sz w:val="22"/>
-          <w:szCs w:val="22"/>
-          <w:lang w:val="en-GB"/>
-        </w:rPr>
-        <w:t>duncan</w:t>
-      </w:r>
-      <w:proofErr w:type="spellEnd"/>
-      <w:r>
-        <w:rPr>
-          <w:rFonts w:ascii="Menlo" w:hAnsi="Menlo" w:cs="Menlo"/>
-          <w:color w:val="B42419"/>
-          <w:kern w:val="0"/>
-          <w:sz w:val="22"/>
-          <w:szCs w:val="22"/>
-          <w:lang w:val="en-GB"/>
-        </w:rPr>
-        <w:t>/Documents/Turas"</w:t>
-      </w:r>
-      <w:r>
-        <w:rPr>
-          <w:rFonts w:ascii="Menlo" w:hAnsi="Menlo" w:cs="Menlo"/>
-          <w:color w:val="000000"/>
-          <w:kern w:val="0"/>
-          <w:sz w:val="22"/>
-          <w:szCs w:val="22"/>
-          <w:lang w:val="en-GB"/>
-        </w:rPr>
-        <w:t>)</w:t>
-      </w:r>
-    </w:p>
-    <w:p>
-      <w:pPr>
-        <w:rPr>
-          <w:lang w:val="en-US"/>
-        </w:rPr>
-      </w:pPr>
-      <w:r>
-        <w:rPr>
-          <w:lang w:val="en-US"/>
-        </w:rPr>
-        <w:t>source("tools/</w:t>
-      </w:r>
-      <w:proofErr w:type="spellStart"/>
-      <w:r>
-        <w:rPr>
-          <w:lang w:val="en-US"/>
-        </w:rPr>
-        <w:t>platform_</w:t>
-      </w:r>
-      <w:proofErr w:type="gramStart"/>
-      <w:r>
-        <w:rPr>
-          <w:lang w:val="en-US"/>
-        </w:rPr>
-        <w:t>stats.R</w:t>
-      </w:r>
-      <w:proofErr w:type="spellEnd"/>
-      <w:proofErr w:type="gramEnd"/>
-      <w:r>
-        <w:rPr>
-          <w:lang w:val="en-US"/>
-        </w:rPr>
-        <w:t>")</w:t>
-      </w:r>
-    </w:p>
-    <w:p>
-      <w:pPr>
-        <w:rPr>
-          <w:u w:val="single"/>
-          <w:lang w:val="en-US"/>
-        </w:rPr>
-      </w:pPr>
+        <w:t>("~/Dev/Turas")</w:t>
+      </w:r>
     </w:p>
     <w:p>
       <w:pPr>
@@ -452,102 +566,45 @@
           <w:lang w:val="en-GB"/>
         </w:rPr>
       </w:pPr>
+    </w:p>
+    <w:p>
+      <w:pPr>
+        <w:rPr>
+          <w:lang w:val="en-US"/>
+        </w:rPr>
+      </w:pPr>
+      <w:r>
+        <w:rPr>
+          <w:lang w:val="en-US"/>
+        </w:rPr>
+        <w:t># Complete file inventory (all file types)</w:t>
+      </w:r>
+    </w:p>
+    <w:p>
+      <w:pPr>
+        <w:rPr>
+          <w:lang w:val="en-US"/>
+        </w:rPr>
+      </w:pPr>
+      <w:r>
+        <w:rPr>
+          <w:lang w:val="en-US"/>
+        </w:rPr>
+        <w:t>source("tools/inventory/</w:t>
+      </w:r>
       <w:proofErr w:type="spellStart"/>
       <w:r>
         <w:rPr>
-          <w:rFonts w:ascii="Menlo" w:hAnsi="Menlo" w:cs="Menlo"/>
-          <w:color w:val="000000"/>
-          <w:kern w:val="0"/>
-          <w:sz w:val="22"/>
-          <w:szCs w:val="22"/>
-          <w:lang w:val="en-GB"/>
-        </w:rPr>
-        <w:t>setwd</w:t>
-      </w:r>
-      <w:proofErr w:type="spellEnd"/>
-      <w:r>
-        <w:rPr>
-          <w:rFonts w:ascii="Menlo" w:hAnsi="Menlo" w:cs="Menlo"/>
-          <w:color w:val="000000"/>
-          <w:kern w:val="0"/>
-          <w:sz w:val="22"/>
-          <w:szCs w:val="22"/>
-          <w:lang w:val="en-GB"/>
-        </w:rPr>
-        <w:t>(</w:t>
-      </w:r>
-      <w:r>
-        <w:rPr>
-          <w:rFonts w:ascii="Menlo" w:hAnsi="Menlo" w:cs="Menlo"/>
-          <w:color w:val="B42419"/>
-          <w:kern w:val="0"/>
-          <w:sz w:val="22"/>
-          <w:szCs w:val="22"/>
-          <w:lang w:val="en-GB"/>
-        </w:rPr>
-        <w:t>"/Users/</w:t>
-      </w:r>
-      <w:proofErr w:type="spellStart"/>
-      <w:r>
-        <w:rPr>
-          <w:rFonts w:ascii="Menlo" w:hAnsi="Menlo" w:cs="Menlo"/>
-          <w:color w:val="B42419"/>
-          <w:kern w:val="0"/>
-          <w:sz w:val="22"/>
-          <w:szCs w:val="22"/>
-          <w:lang w:val="en-GB"/>
-        </w:rPr>
-        <w:t>duncan</w:t>
-      </w:r>
-      <w:proofErr w:type="spellEnd"/>
-      <w:r>
-        <w:rPr>
-          <w:rFonts w:ascii="Menlo" w:hAnsi="Menlo" w:cs="Menlo"/>
-          <w:color w:val="B42419"/>
-          <w:kern w:val="0"/>
-          <w:sz w:val="22"/>
-          <w:szCs w:val="22"/>
-          <w:lang w:val="en-GB"/>
-        </w:rPr>
-        <w:t>/Documents/Turas"</w:t>
-      </w:r>
-      <w:r>
-        <w:rPr>
-          <w:rFonts w:ascii="Menlo" w:hAnsi="Menlo" w:cs="Menlo"/>
-          <w:color w:val="000000"/>
-          <w:kern w:val="0"/>
-          <w:sz w:val="22"/>
-          <w:szCs w:val="22"/>
-          <w:lang w:val="en-GB"/>
-        </w:rPr>
-        <w:t>)</w:t>
-      </w:r>
-    </w:p>
-    <w:p>
-      <w:pPr>
-        <w:rPr>
-          <w:lang w:val="en-US"/>
-        </w:rPr>
-      </w:pPr>
-      <w:r>
-        <w:rPr>
-          <w:lang w:val="en-US"/>
-        </w:rPr>
-        <w:t>source("tools/</w:t>
-      </w:r>
-      <w:proofErr w:type="spellStart"/>
-      <w:r>
-        <w:rPr>
-          <w:lang w:val="en-US"/>
-        </w:rPr>
-        <w:t>run_all_</w:t>
+          <w:lang w:val="en-US"/>
+        </w:rPr>
+        <w:t>file_</w:t>
       </w:r>
       <w:proofErr w:type="gramStart"/>
       <w:r>
         <w:rPr>
           <w:lang w:val="en-US"/>
         </w:rPr>
-        <w:t>tests.R</w:t>
+        <w:t>inventory.R</w:t>
       </w:r>
       <w:proofErr w:type="spellEnd"/>
       <w:proofErr w:type="gramEnd"/>
@@ -561,261 +618,41 @@
     <w:p>
       <w:pPr>
         <w:rPr>
-          <w:u w:val="single"/>
-          <w:lang w:val="en-US"/>
-        </w:rPr>
-      </w:pPr>
-    </w:p>
-    <w:p>
-      <w:pPr>
-        <w:rPr>
-          <w:u w:val="single"/>
-          <w:lang w:val="en-US"/>
-        </w:rPr>
-      </w:pPr>
-    </w:p>
-    <w:p>
-      <w:pPr>
-        <w:rPr>
-          <w:u w:val="single"/>
-          <w:lang w:val="en-US"/>
-        </w:rPr>
-      </w:pPr>
-      <w:r>
-        <w:rPr>
-          <w:u w:val="single"/>
-          <w:lang w:val="en-US"/>
-        </w:rPr>
-        <w:t>inventory checker</w:t>
-      </w:r>
-    </w:p>
-    <w:p>
-      <w:pPr>
-        <w:rPr>
-          <w:lang w:val="en-US"/>
-        </w:rPr>
-      </w:pPr>
-    </w:p>
-    <w:p>
-      <w:pPr>
-        <w:rPr>
-          <w:lang w:val="en-US"/>
-        </w:rPr>
-      </w:pPr>
-      <w:r>
-        <w:rPr>
-          <w:lang w:val="en-US"/>
-        </w:rPr>
-        <w:t xml:space="preserve">This scans and check the health of the </w:t>
+          <w:lang w:val="en-US"/>
+        </w:rPr>
+      </w:pPr>
+    </w:p>
+    <w:p>
+      <w:pPr>
+        <w:rPr>
+          <w:lang w:val="en-US"/>
+        </w:rPr>
+      </w:pPr>
+      <w:r>
+        <w:rPr>
+          <w:lang w:val="en-US"/>
+        </w:rPr>
+        <w:t># Detailed R script inventory with refactoring analysis</w:t>
+      </w:r>
+    </w:p>
+    <w:p>
+      <w:pPr>
+        <w:rPr>
+          <w:lang w:val="en-US"/>
+        </w:rPr>
+      </w:pPr>
+      <w:r>
+        <w:rPr>
+          <w:lang w:val="en-US"/>
+        </w:rPr>
+        <w:t>source("tools/inventory/</w:t>
       </w:r>
       <w:proofErr w:type="spellStart"/>
       <w:r>
         <w:rPr>
           <w:lang w:val="en-US"/>
         </w:rPr>
-        <w:t>turas</w:t>
-      </w:r>
-      <w:proofErr w:type="spellEnd"/>
-      <w:r>
-        <w:rPr>
-          <w:lang w:val="en-US"/>
-        </w:rPr>
-        <w:t xml:space="preserve"> directory</w:t>
-      </w:r>
-    </w:p>
-    <w:p>
-      <w:pPr>
-        <w:rPr>
-          <w:lang w:val="en-US"/>
-        </w:rPr>
-      </w:pPr>
-    </w:p>
-    <w:p>
-      <w:pPr>
-        <w:rPr>
-          <w:lang w:val="en-US"/>
-        </w:rPr>
-      </w:pPr>
-      <w:r>
-        <w:rPr>
-          <w:lang w:val="en-US"/>
-        </w:rPr>
-        <w:t xml:space="preserve"># Set working directory to </w:t>
-      </w:r>
-      <w:proofErr w:type="gramStart"/>
-      <w:r>
-        <w:rPr>
-          <w:lang w:val="en-US"/>
-        </w:rPr>
-        <w:t>Turas</w:t>
-      </w:r>
-      <w:proofErr w:type="gramEnd"/>
-      <w:r>
-        <w:rPr>
-          <w:lang w:val="en-US"/>
-        </w:rPr>
-        <w:t xml:space="preserve"> root</w:t>
-      </w:r>
-    </w:p>
-    <w:p>
-      <w:pPr>
-        <w:tabs>
-          <w:tab w:val="left" w:pos="560"/>
-          <w:tab w:val="left" w:pos="1120"/>
-          <w:tab w:val="left" w:pos="1680"/>
-          <w:tab w:val="left" w:pos="2240"/>
-          <w:tab w:val="left" w:pos="2800"/>
-          <w:tab w:val="left" w:pos="3360"/>
-          <w:tab w:val="left" w:pos="3920"/>
-          <w:tab w:val="left" w:pos="4480"/>
-          <w:tab w:val="left" w:pos="5040"/>
-          <w:tab w:val="left" w:pos="5600"/>
-          <w:tab w:val="left" w:pos="6160"/>
-          <w:tab w:val="left" w:pos="6720"/>
-        </w:tabs>
-        <w:autoSpaceDE w:val="0"/>
-        <w:autoSpaceDN w:val="0"/>
-        <w:adjustRightInd w:val="0"/>
-        <w:rPr>
-          <w:rFonts w:ascii="Menlo" w:hAnsi="Menlo" w:cs="Menlo"/>
-          <w:color w:val="000000"/>
-          <w:kern w:val="0"/>
-          <w:sz w:val="22"/>
-          <w:szCs w:val="22"/>
-          <w:lang w:val="en-GB"/>
-        </w:rPr>
-      </w:pPr>
-      <w:proofErr w:type="spellStart"/>
-      <w:r>
-        <w:rPr>
-          <w:rFonts w:ascii="Menlo" w:hAnsi="Menlo" w:cs="Menlo"/>
-          <w:color w:val="000000"/>
-          <w:kern w:val="0"/>
-          <w:sz w:val="22"/>
-          <w:szCs w:val="22"/>
-          <w:lang w:val="en-GB"/>
-        </w:rPr>
-        <w:t>setwd</w:t>
-      </w:r>
-      <w:proofErr w:type="spellEnd"/>
-      <w:r>
-        <w:rPr>
-          <w:rFonts w:ascii="Menlo" w:hAnsi="Menlo" w:cs="Menlo"/>
-          <w:color w:val="000000"/>
-          <w:kern w:val="0"/>
-          <w:sz w:val="22"/>
-          <w:szCs w:val="22"/>
-          <w:lang w:val="en-GB"/>
-        </w:rPr>
-        <w:t>(</w:t>
-      </w:r>
-      <w:r>
-        <w:rPr>
-          <w:rFonts w:ascii="Menlo" w:hAnsi="Menlo" w:cs="Menlo"/>
-          <w:color w:val="B42419"/>
-          <w:kern w:val="0"/>
-          <w:sz w:val="22"/>
-          <w:szCs w:val="22"/>
-          <w:lang w:val="en-GB"/>
-        </w:rPr>
-        <w:t>"/Users/</w:t>
-      </w:r>
-      <w:proofErr w:type="spellStart"/>
-      <w:r>
-        <w:rPr>
-          <w:rFonts w:ascii="Menlo" w:hAnsi="Menlo" w:cs="Menlo"/>
-          <w:color w:val="B42419"/>
-          <w:kern w:val="0"/>
-          <w:sz w:val="22"/>
-          <w:szCs w:val="22"/>
-          <w:lang w:val="en-GB"/>
-        </w:rPr>
-        <w:t>duncan</w:t>
-      </w:r>
-      <w:proofErr w:type="spellEnd"/>
-      <w:r>
-        <w:rPr>
-          <w:rFonts w:ascii="Menlo" w:hAnsi="Menlo" w:cs="Menlo"/>
-          <w:color w:val="B42419"/>
-          <w:kern w:val="0"/>
-          <w:sz w:val="22"/>
-          <w:szCs w:val="22"/>
-          <w:lang w:val="en-GB"/>
-        </w:rPr>
-        <w:t>/Documents/Turas"</w:t>
-      </w:r>
-      <w:r>
-        <w:rPr>
-          <w:rFonts w:ascii="Menlo" w:hAnsi="Menlo" w:cs="Menlo"/>
-          <w:color w:val="000000"/>
-          <w:kern w:val="0"/>
-          <w:sz w:val="22"/>
-          <w:szCs w:val="22"/>
-          <w:lang w:val="en-GB"/>
-        </w:rPr>
-        <w:t>)</w:t>
-      </w:r>
-    </w:p>
-    <w:p>
-      <w:pPr>
-        <w:tabs>
-          <w:tab w:val="left" w:pos="560"/>
-          <w:tab w:val="left" w:pos="1120"/>
-          <w:tab w:val="left" w:pos="1680"/>
-          <w:tab w:val="left" w:pos="2240"/>
-          <w:tab w:val="left" w:pos="2800"/>
-          <w:tab w:val="left" w:pos="3360"/>
-          <w:tab w:val="left" w:pos="3920"/>
-          <w:tab w:val="left" w:pos="4480"/>
-          <w:tab w:val="left" w:pos="5040"/>
-          <w:tab w:val="left" w:pos="5600"/>
-          <w:tab w:val="left" w:pos="6160"/>
-          <w:tab w:val="left" w:pos="6720"/>
-        </w:tabs>
-        <w:autoSpaceDE w:val="0"/>
-        <w:autoSpaceDN w:val="0"/>
-        <w:adjustRightInd w:val="0"/>
-        <w:rPr>
-          <w:rFonts w:ascii="Menlo" w:hAnsi="Menlo" w:cs="Menlo"/>
-          <w:color w:val="000000"/>
-          <w:kern w:val="0"/>
-          <w:sz w:val="22"/>
-          <w:szCs w:val="22"/>
-          <w:lang w:val="en-GB"/>
-        </w:rPr>
-      </w:pPr>
-    </w:p>
-    <w:p>
-      <w:pPr>
-        <w:rPr>
-          <w:lang w:val="en-US"/>
-        </w:rPr>
-      </w:pPr>
-      <w:r>
-        <w:rPr>
-          <w:lang w:val="en-US"/>
-        </w:rPr>
-        <w:t># Complete file inventory (all file types)</w:t>
-      </w:r>
-    </w:p>
-    <w:p>
-      <w:pPr>
-        <w:rPr>
-          <w:lang w:val="en-US"/>
-        </w:rPr>
-      </w:pPr>
-      <w:r>
-        <w:rPr>
-          <w:lang w:val="en-US"/>
-        </w:rPr>
-        <w:t>source("tools/inventory/</w:t>
-      </w:r>
-      <w:proofErr w:type="spellStart"/>
-      <w:r>
-        <w:rPr>
-          <w:lang w:val="en-US"/>
-        </w:rPr>
-        <w:t>file_</w:t>
+        <w:t>generate_script_</w:t>
       </w:r>
       <w:proofErr w:type="gramStart"/>
       <w:r>
@@ -850,234 +687,185 @@
         <w:rPr>
           <w:lang w:val="en-US"/>
         </w:rPr>
-        <w:t># Detailed R script inventory with refactoring analysis</w:t>
-      </w:r>
-    </w:p>
-    <w:p>
-      <w:pPr>
-        <w:rPr>
-          <w:lang w:val="en-US"/>
-        </w:rPr>
-      </w:pPr>
-      <w:r>
-        <w:rPr>
-          <w:lang w:val="en-US"/>
-        </w:rPr>
-        <w:t>source("tools/inventory/</w:t>
+        <w:t># Run file inventory</w:t>
+      </w:r>
+    </w:p>
+    <w:p>
+      <w:pPr>
+        <w:rPr>
+          <w:lang w:val="en-US"/>
+        </w:rPr>
+      </w:pPr>
+      <w:r>
+        <w:rPr>
+          <w:lang w:val="en-US"/>
+        </w:rPr>
+        <w:t xml:space="preserve">inventory &lt;- </w:t>
       </w:r>
       <w:proofErr w:type="spellStart"/>
       <w:r>
         <w:rPr>
           <w:lang w:val="en-US"/>
         </w:rPr>
-        <w:t>generate_script_</w:t>
+        <w:t>create_</w:t>
       </w:r>
       <w:proofErr w:type="gramStart"/>
       <w:r>
         <w:rPr>
           <w:lang w:val="en-US"/>
         </w:rPr>
-        <w:t>inventory.R</w:t>
+        <w:t>inventory</w:t>
       </w:r>
       <w:proofErr w:type="spellEnd"/>
+      <w:r>
+        <w:rPr>
+          <w:lang w:val="en-US"/>
+        </w:rPr>
+        <w:t>(</w:t>
+      </w:r>
       <w:proofErr w:type="gramEnd"/>
       <w:r>
         <w:rPr>
           <w:lang w:val="en-US"/>
         </w:rPr>
-        <w:t>")</w:t>
-      </w:r>
-    </w:p>
-    <w:p>
-      <w:pPr>
-        <w:rPr>
-          <w:lang w:val="en-US"/>
-        </w:rPr>
-      </w:pPr>
-    </w:p>
-    <w:p>
-      <w:pPr>
-        <w:rPr>
-          <w:lang w:val="en-US"/>
-        </w:rPr>
-      </w:pPr>
-      <w:r>
-        <w:rPr>
-          <w:lang w:val="en-US"/>
-        </w:rPr>
-        <w:t># Run file inventory</w:t>
-      </w:r>
-    </w:p>
-    <w:p>
-      <w:pPr>
-        <w:rPr>
-          <w:lang w:val="en-US"/>
-        </w:rPr>
-      </w:pPr>
-      <w:r>
-        <w:rPr>
-          <w:lang w:val="en-US"/>
-        </w:rPr>
-        <w:t xml:space="preserve">inventory &lt;- </w:t>
-      </w:r>
+        <w:t>)</w:t>
+      </w:r>
+    </w:p>
+    <w:p>
+      <w:pPr>
+        <w:rPr>
+          <w:lang w:val="en-US"/>
+        </w:rPr>
+      </w:pPr>
+    </w:p>
+    <w:p>
+      <w:pPr>
+        <w:rPr>
+          <w:lang w:val="en-US"/>
+        </w:rPr>
+      </w:pPr>
+      <w:r>
+        <w:rPr>
+          <w:lang w:val="en-US"/>
+        </w:rPr>
+        <w:t># Run script inventory</w:t>
+      </w:r>
+    </w:p>
+    <w:p>
+      <w:pPr>
+        <w:rPr>
+          <w:lang w:val="en-US"/>
+        </w:rPr>
+      </w:pPr>
+      <w:r>
+        <w:rPr>
+          <w:lang w:val="en-US"/>
+        </w:rPr>
+        <w:t>main()</w:t>
+      </w:r>
+    </w:p>
+    <w:p>
+      <w:pPr>
+        <w:rPr>
+          <w:lang w:val="en-US"/>
+        </w:rPr>
+      </w:pPr>
+    </w:p>
+    <w:p>
+      <w:pPr>
+        <w:rPr>
+          <w:u w:val="single"/>
+          <w:lang w:val="en-US"/>
+        </w:rPr>
+      </w:pPr>
+      <w:r>
+        <w:rPr>
+          <w:u w:val="single"/>
+          <w:lang w:val="en-US"/>
+        </w:rPr>
+        <w:t>regression tests</w:t>
+      </w:r>
+    </w:p>
+    <w:p>
+      <w:pPr>
+        <w:rPr>
+          <w:lang w:val="en-US"/>
+        </w:rPr>
+      </w:pPr>
+    </w:p>
+    <w:p>
+      <w:pPr>
+        <w:rPr>
+          <w:lang w:val="en-US"/>
+        </w:rPr>
+      </w:pPr>
+      <w:r>
+        <w:rPr>
+          <w:lang w:val="en-US"/>
+        </w:rPr>
+        <w:t>this tests to see all modules work fine.</w:t>
+      </w:r>
+    </w:p>
+    <w:p>
+      <w:pPr>
+        <w:rPr>
+          <w:lang w:val="en-US"/>
+        </w:rPr>
+      </w:pPr>
+    </w:p>
+    <w:p>
+      <w:pPr>
+        <w:rPr>
+          <w:lang w:val="en-US"/>
+        </w:rPr>
+      </w:pPr>
+      <w:r>
+        <w:rPr>
+          <w:lang w:val="en-US"/>
+        </w:rPr>
+        <w:t xml:space="preserve"># Set working directory to </w:t>
+      </w:r>
+      <w:proofErr w:type="gramStart"/>
+      <w:r>
+        <w:rPr>
+          <w:lang w:val="en-US"/>
+        </w:rPr>
+        <w:t>Turas</w:t>
+      </w:r>
+      <w:proofErr w:type="gramEnd"/>
+      <w:r>
+        <w:rPr>
+          <w:lang w:val="en-US"/>
+        </w:rPr>
+        <w:t xml:space="preserve"> root</w:t>
+      </w:r>
+    </w:p>
+    <w:p>
+      <w:pPr>
+        <w:rPr>
+          <w:rFonts w:ascii="Menlo" w:hAnsi="Menlo" w:cs="Menlo"/>
+          <w:color w:val="000000"/>
+          <w:kern w:val="0"/>
+          <w:sz w:val="22"/>
+          <w:szCs w:val="22"/>
+          <w:lang w:val="en-GB"/>
+        </w:rPr>
+      </w:pPr>
       <w:proofErr w:type="spellStart"/>
       <w:r>
         <w:rPr>
-          <w:lang w:val="en-US"/>
-        </w:rPr>
-        <w:t>create_</w:t>
-      </w:r>
-      <w:proofErr w:type="gramStart"/>
-      <w:r>
-        <w:rPr>
-          <w:lang w:val="en-US"/>
-        </w:rPr>
-        <w:t>inventory</w:t>
+          <w:rFonts w:ascii="Menlo" w:hAnsi="Menlo" w:cs="Menlo"/>
+          <w:color w:val="000000"/>
+          <w:kern w:val="0"/>
+          <w:sz w:val="22"/>
+          <w:szCs w:val="22"/>
+          <w:lang w:val="en-GB"/>
+        </w:rPr>
+        <w:t>setwd</w:t>
       </w:r>
       <w:proofErr w:type="spellEnd"/>
       <w:r>
         <w:rPr>
-          <w:lang w:val="en-US"/>
-        </w:rPr>
-        <w:t>(</w:t>
-      </w:r>
-      <w:proofErr w:type="gramEnd"/>
-      <w:r>
-        <w:rPr>
-          <w:lang w:val="en-US"/>
-        </w:rPr>
-        <w:t>)</w:t>
-      </w:r>
-    </w:p>
-    <w:p>
-      <w:pPr>
-        <w:rPr>
-          <w:lang w:val="en-US"/>
-        </w:rPr>
-      </w:pPr>
-    </w:p>
-    <w:p>
-      <w:pPr>
-        <w:rPr>
-          <w:lang w:val="en-US"/>
-        </w:rPr>
-      </w:pPr>
-      <w:r>
-        <w:rPr>
-          <w:lang w:val="en-US"/>
-        </w:rPr>
-        <w:t># Run script inventory</w:t>
-      </w:r>
-    </w:p>
-    <w:p>
-      <w:pPr>
-        <w:rPr>
-          <w:lang w:val="en-US"/>
-        </w:rPr>
-      </w:pPr>
-      <w:r>
-        <w:rPr>
-          <w:lang w:val="en-US"/>
-        </w:rPr>
-        <w:t>main()</w:t>
-      </w:r>
-    </w:p>
-    <w:p>
-      <w:pPr>
-        <w:rPr>
-          <w:lang w:val="en-US"/>
-        </w:rPr>
-      </w:pPr>
-    </w:p>
-    <w:p>
-      <w:pPr>
-        <w:rPr>
-          <w:u w:val="single"/>
-          <w:lang w:val="en-US"/>
-        </w:rPr>
-      </w:pPr>
-      <w:r>
-        <w:rPr>
-          <w:u w:val="single"/>
-          <w:lang w:val="en-US"/>
-        </w:rPr>
-        <w:t>regression tests</w:t>
-      </w:r>
-    </w:p>
-    <w:p>
-      <w:pPr>
-        <w:rPr>
-          <w:lang w:val="en-US"/>
-        </w:rPr>
-      </w:pPr>
-    </w:p>
-    <w:p>
-      <w:pPr>
-        <w:rPr>
-          <w:lang w:val="en-US"/>
-        </w:rPr>
-      </w:pPr>
-      <w:r>
-        <w:rPr>
-          <w:lang w:val="en-US"/>
-        </w:rPr>
-        <w:t>this tests to see all modules work fine.</w:t>
-      </w:r>
-    </w:p>
-    <w:p>
-      <w:pPr>
-        <w:rPr>
-          <w:lang w:val="en-US"/>
-        </w:rPr>
-      </w:pPr>
-    </w:p>
-    <w:p>
-      <w:pPr>
-        <w:rPr>
-          <w:lang w:val="en-US"/>
-        </w:rPr>
-      </w:pPr>
-      <w:r>
-        <w:rPr>
-          <w:lang w:val="en-US"/>
-        </w:rPr>
-        <w:t xml:space="preserve"># Set working directory to </w:t>
-      </w:r>
-      <w:proofErr w:type="gramStart"/>
-      <w:r>
-        <w:rPr>
-          <w:lang w:val="en-US"/>
-        </w:rPr>
-        <w:t>Turas</w:t>
-      </w:r>
-      <w:proofErr w:type="gramEnd"/>
-      <w:r>
-        <w:rPr>
-          <w:lang w:val="en-US"/>
-        </w:rPr>
-        <w:t xml:space="preserve"> root</w:t>
-      </w:r>
-    </w:p>
-    <w:p>
-      <w:pPr>
-        <w:tabs>
-          <w:tab w:val="left" w:pos="560"/>
-          <w:tab w:val="left" w:pos="1120"/>
-          <w:tab w:val="left" w:pos="1680"/>
-          <w:tab w:val="left" w:pos="2240"/>
-          <w:tab w:val="left" w:pos="2800"/>
-          <w:tab w:val="left" w:pos="3360"/>
-          <w:tab w:val="left" w:pos="3920"/>
-          <w:tab w:val="left" w:pos="4480"/>
-          <w:tab w:val="left" w:pos="5040"/>
-          <w:tab w:val="left" w:pos="5600"/>
-          <w:tab w:val="left" w:pos="6160"/>
-          <w:tab w:val="left" w:pos="6720"/>
-        </w:tabs>
-        <w:autoSpaceDE w:val="0"/>
-        <w:autoSpaceDN w:val="0"/>
-        <w:adjustRightInd w:val="0"/>
-        <w:rPr>
           <w:rFonts w:ascii="Menlo" w:hAnsi="Menlo" w:cs="Menlo"/>
           <w:color w:val="000000"/>
           <w:kern w:val="0"/>
@@ -1085,76 +873,7 @@
           <w:szCs w:val="22"/>
           <w:lang w:val="en-GB"/>
         </w:rPr>
-      </w:pPr>
-      <w:proofErr w:type="spellStart"/>
-      <w:r>
-        <w:rPr>
-          <w:rFonts w:ascii="Menlo" w:hAnsi="Menlo" w:cs="Menlo"/>
-          <w:color w:val="000000"/>
-          <w:kern w:val="0"/>
-          <w:sz w:val="22"/>
-          <w:szCs w:val="22"/>
-          <w:lang w:val="en-GB"/>
-        </w:rPr>
-        <w:t>setwd</w:t>
-      </w:r>
-      <w:proofErr w:type="spellEnd"/>
-      <w:r>
-        <w:rPr>
-          <w:rFonts w:ascii="Menlo" w:hAnsi="Menlo" w:cs="Menlo"/>
-          <w:color w:val="000000"/>
-          <w:kern w:val="0"/>
-          <w:sz w:val="22"/>
-          <w:szCs w:val="22"/>
-          <w:lang w:val="en-GB"/>
-        </w:rPr>
-        <w:t>(</w:t>
-      </w:r>
-      <w:r>
-        <w:rPr>
-          <w:rFonts w:ascii="Menlo" w:hAnsi="Menlo" w:cs="Menlo"/>
-          <w:color w:val="B42419"/>
-          <w:kern w:val="0"/>
-          <w:sz w:val="22"/>
-          <w:szCs w:val="22"/>
-          <w:lang w:val="en-GB"/>
-        </w:rPr>
-        <w:t>"/Users/</w:t>
-      </w:r>
-      <w:proofErr w:type="spellStart"/>
-      <w:r>
-        <w:rPr>
-          <w:rFonts w:ascii="Menlo" w:hAnsi="Menlo" w:cs="Menlo"/>
-          <w:color w:val="B42419"/>
-          <w:kern w:val="0"/>
-          <w:sz w:val="22"/>
-          <w:szCs w:val="22"/>
-          <w:lang w:val="en-GB"/>
-        </w:rPr>
-        <w:t>duncan</w:t>
-      </w:r>
-      <w:proofErr w:type="spellEnd"/>
-      <w:r>
-        <w:rPr>
-          <w:rFonts w:ascii="Menlo" w:hAnsi="Menlo" w:cs="Menlo"/>
-          <w:color w:val="B42419"/>
-          <w:kern w:val="0"/>
-          <w:sz w:val="22"/>
-          <w:szCs w:val="22"/>
-          <w:lang w:val="en-GB"/>
-        </w:rPr>
-        <w:t>/Documents/Turas"</w:t>
-      </w:r>
-      <w:r>
-        <w:rPr>
-          <w:rFonts w:ascii="Menlo" w:hAnsi="Menlo" w:cs="Menlo"/>
-          <w:color w:val="000000"/>
-          <w:kern w:val="0"/>
-          <w:sz w:val="22"/>
-          <w:szCs w:val="22"/>
-          <w:lang w:val="en-GB"/>
-        </w:rPr>
-        <w:t>)</w:t>
+        <w:t>("~/Dev/Turas")</w:t>
       </w:r>
     </w:p>
     <w:p>

--- a/Turas launcher.docx
+++ b/Turas launcher.docx
@@ -32,6 +32,98 @@
           <w:lang w:val="en-US"/>
         </w:rPr>
       </w:pPr>
+    </w:p>
+    <w:p>
+      <w:pPr>
+        <w:rPr>
+          <w:lang w:val="en-US"/>
+        </w:rPr>
+      </w:pPr>
+      <w:r>
+        <w:rPr>
+          <w:lang w:val="en-US"/>
+        </w:rPr>
+        <w:t>## if shiny does not load</w:t>
+      </w:r>
+    </w:p>
+    <w:p>
+      <w:pPr>
+        <w:rPr>
+          <w:lang w:val="en-US"/>
+        </w:rPr>
+      </w:pPr>
+      <w:r>
+        <w:rPr>
+          <w:lang w:val="en-US"/>
+        </w:rPr>
+        <w:t>if (!("</w:t>
+      </w:r>
+      <w:proofErr w:type="spellStart"/>
+      <w:r>
+        <w:rPr>
+          <w:lang w:val="en-US"/>
+        </w:rPr>
+        <w:t>renv</w:t>
+      </w:r>
+      <w:proofErr w:type="spellEnd"/>
+      <w:r>
+        <w:rPr>
+          <w:lang w:val="en-US"/>
+        </w:rPr>
+        <w:t xml:space="preserve">" %in% </w:t>
+      </w:r>
+      <w:proofErr w:type="spellStart"/>
+      <w:proofErr w:type="gramStart"/>
+      <w:r>
+        <w:rPr>
+          <w:lang w:val="en-US"/>
+        </w:rPr>
+        <w:t>loadedNamespaces</w:t>
+      </w:r>
+      <w:proofErr w:type="spellEnd"/>
+      <w:r>
+        <w:rPr>
+          <w:lang w:val="en-US"/>
+        </w:rPr>
+        <w:t>(</w:t>
+      </w:r>
+      <w:proofErr w:type="gramEnd"/>
+      <w:r>
+        <w:rPr>
+          <w:lang w:val="en-US"/>
+        </w:rPr>
+        <w:t>))) source("</w:t>
+      </w:r>
+      <w:proofErr w:type="spellStart"/>
+      <w:r>
+        <w:rPr>
+          <w:lang w:val="en-US"/>
+        </w:rPr>
+        <w:t>renv</w:t>
+      </w:r>
+      <w:proofErr w:type="spellEnd"/>
+      <w:r>
+        <w:rPr>
+          <w:lang w:val="en-US"/>
+        </w:rPr>
+        <w:t>/</w:t>
+      </w:r>
+      <w:proofErr w:type="spellStart"/>
+      <w:proofErr w:type="gramStart"/>
+      <w:r>
+        <w:rPr>
+          <w:lang w:val="en-US"/>
+        </w:rPr>
+        <w:t>activate.R</w:t>
+      </w:r>
+      <w:proofErr w:type="spellEnd"/>
+      <w:proofErr w:type="gramEnd"/>
+      <w:r>
+        <w:rPr>
+          <w:lang w:val="en-US"/>
+        </w:rPr>
+        <w:t>")</w:t>
+      </w:r>
     </w:p>
     <w:p>
       <w:pPr>

--- a/Turas launcher.docx
+++ b/Turas launcher.docx
@@ -44,6 +44,59 @@
           <w:lang w:val="en-US"/>
         </w:rPr>
         <w:t>## if shiny does not load</w:t>
+      </w:r>
+    </w:p>
+    <w:p>
+      <w:pPr>
+        <w:tabs>
+          <w:tab w:val="left" w:pos="560"/>
+          <w:tab w:val="left" w:pos="1120"/>
+          <w:tab w:val="left" w:pos="1680"/>
+          <w:tab w:val="left" w:pos="2240"/>
+          <w:tab w:val="left" w:pos="2800"/>
+          <w:tab w:val="left" w:pos="3360"/>
+          <w:tab w:val="left" w:pos="3920"/>
+          <w:tab w:val="left" w:pos="4480"/>
+          <w:tab w:val="left" w:pos="5040"/>
+          <w:tab w:val="left" w:pos="5600"/>
+          <w:tab w:val="left" w:pos="6160"/>
+          <w:tab w:val="left" w:pos="6720"/>
+        </w:tabs>
+        <w:autoSpaceDE w:val="0"/>
+        <w:autoSpaceDN w:val="0"/>
+        <w:adjustRightInd w:val="0"/>
+        <w:rPr>
+          <w:rFonts w:ascii="Menlo" w:hAnsi="Menlo" w:cs="Menlo"/>
+          <w:color w:val="000000"/>
+          <w:kern w:val="0"/>
+          <w:sz w:val="22"/>
+          <w:szCs w:val="22"/>
+          <w:lang w:val="en-GB"/>
+        </w:rPr>
+      </w:pPr>
+      <w:proofErr w:type="spellStart"/>
+      <w:r>
+        <w:rPr>
+          <w:rFonts w:ascii="Menlo" w:hAnsi="Menlo" w:cs="Menlo"/>
+          <w:color w:val="000000"/>
+          <w:kern w:val="0"/>
+          <w:sz w:val="22"/>
+          <w:szCs w:val="22"/>
+          <w:lang w:val="en-GB"/>
+        </w:rPr>
+        <w:t>setwd</w:t>
+      </w:r>
+      <w:proofErr w:type="spellEnd"/>
+      <w:r>
+        <w:rPr>
+          <w:rFonts w:ascii="Menlo" w:hAnsi="Menlo" w:cs="Menlo"/>
+          <w:color w:val="000000"/>
+          <w:kern w:val="0"/>
+          <w:sz w:val="22"/>
+          <w:szCs w:val="22"/>
+          <w:lang w:val="en-GB"/>
+        </w:rPr>
+        <w:t>("~/Dev/Turas")</w:t>
       </w:r>
     </w:p>
     <w:p>

--- a/Turas launcher.docx
+++ b/Turas launcher.docx
@@ -109,7 +109,21 @@
         <w:rPr>
           <w:lang w:val="en-US"/>
         </w:rPr>
-        <w:t>if (!("</w:t>
+        <w:t xml:space="preserve">if </w:t>
+      </w:r>
+      <w:proofErr w:type="gramStart"/>
+      <w:r>
+        <w:rPr>
+          <w:lang w:val="en-US"/>
+        </w:rPr>
+        <w:t>(!(</w:t>
+      </w:r>
+      <w:proofErr w:type="gramEnd"/>
+      <w:r>
+        <w:rPr>
+          <w:lang w:val="en-US"/>
+        </w:rPr>
+        <w:t>"</w:t>
       </w:r>
       <w:proofErr w:type="spellStart"/>
       <w:r>
@@ -177,40 +191,6 @@
         </w:rPr>
         <w:t>")</w:t>
       </w:r>
-    </w:p>
-    <w:p>
-      <w:pPr>
-        <w:rPr>
-          <w:lang w:val="en-US"/>
-        </w:rPr>
-      </w:pPr>
-    </w:p>
-    <w:p>
-      <w:pPr>
-        <w:rPr>
-          <w:lang w:val="en-US"/>
-        </w:rPr>
-      </w:pPr>
-      <w:r>
-        <w:rPr>
-          <w:lang w:val="en-US"/>
-        </w:rPr>
-        <w:t>This launches Turas.</w:t>
-      </w:r>
-    </w:p>
-    <w:p>
-      <w:pPr>
-        <w:rPr>
-          <w:lang w:val="en-US"/>
-        </w:rPr>
-      </w:pPr>
-    </w:p>
-    <w:p>
-      <w:pPr>
-        <w:rPr>
-          <w:lang w:val="en-US"/>
-        </w:rPr>
-      </w:pPr>
     </w:p>
     <w:p>
       <w:pPr>
@@ -240,7 +220,6 @@
           <w:lang w:val="en-GB"/>
         </w:rPr>
       </w:pPr>
-      <w:proofErr w:type="spellStart"/>
       <w:r>
         <w:rPr>
           <w:rFonts w:ascii="Menlo" w:hAnsi="Menlo" w:cs="Menlo"/>
@@ -250,58 +229,6 @@
           <w:szCs w:val="22"/>
           <w:lang w:val="en-GB"/>
         </w:rPr>
-        <w:t>setwd</w:t>
-      </w:r>
-      <w:proofErr w:type="spellEnd"/>
-      <w:r>
-        <w:rPr>
-          <w:rFonts w:ascii="Menlo" w:hAnsi="Menlo" w:cs="Menlo"/>
-          <w:color w:val="000000"/>
-          <w:kern w:val="0"/>
-          <w:sz w:val="22"/>
-          <w:szCs w:val="22"/>
-          <w:lang w:val="en-GB"/>
-        </w:rPr>
-        <w:t>("~/Dev/Turas")</w:t>
-      </w:r>
-    </w:p>
-    <w:p>
-      <w:pPr>
-        <w:tabs>
-          <w:tab w:val="left" w:pos="560"/>
-          <w:tab w:val="left" w:pos="1120"/>
-          <w:tab w:val="left" w:pos="1680"/>
-          <w:tab w:val="left" w:pos="2240"/>
-          <w:tab w:val="left" w:pos="2800"/>
-          <w:tab w:val="left" w:pos="3360"/>
-          <w:tab w:val="left" w:pos="3920"/>
-          <w:tab w:val="left" w:pos="4480"/>
-          <w:tab w:val="left" w:pos="5040"/>
-          <w:tab w:val="left" w:pos="5600"/>
-          <w:tab w:val="left" w:pos="6160"/>
-          <w:tab w:val="left" w:pos="6720"/>
-        </w:tabs>
-        <w:autoSpaceDE w:val="0"/>
-        <w:autoSpaceDN w:val="0"/>
-        <w:adjustRightInd w:val="0"/>
-        <w:rPr>
-          <w:rFonts w:ascii="Menlo" w:hAnsi="Menlo" w:cs="Menlo"/>
-          <w:color w:val="000000"/>
-          <w:kern w:val="0"/>
-          <w:sz w:val="22"/>
-          <w:szCs w:val="22"/>
-          <w:lang w:val="en-GB"/>
-        </w:rPr>
-      </w:pPr>
-      <w:r>
-        <w:rPr>
-          <w:rFonts w:ascii="Menlo" w:hAnsi="Menlo" w:cs="Menlo"/>
-          <w:color w:val="000000"/>
-          <w:kern w:val="0"/>
-          <w:sz w:val="22"/>
-          <w:szCs w:val="22"/>
-          <w:lang w:val="en-GB"/>
-        </w:rPr>
         <w:t>source(</w:t>
       </w:r>
       <w:r>
@@ -325,22 +252,9 @@
           <w:szCs w:val="22"/>
           <w:lang w:val="en-GB"/>
         </w:rPr>
-        <w:t>launch_</w:t>
-      </w:r>
-      <w:proofErr w:type="gramStart"/>
-      <w:r>
-        <w:rPr>
-          <w:rFonts w:ascii="Menlo" w:hAnsi="Menlo" w:cs="Menlo"/>
-          <w:color w:val="B42419"/>
-          <w:kern w:val="0"/>
-          <w:sz w:val="22"/>
-          <w:szCs w:val="22"/>
-          <w:lang w:val="en-GB"/>
-        </w:rPr>
-        <w:t>turas.R</w:t>
+        <w:t>launch_turas.R</w:t>
       </w:r>
       <w:proofErr w:type="spellEnd"/>
-      <w:proofErr w:type="gramEnd"/>
       <w:r>
         <w:rPr>
           <w:rFonts w:ascii="Menlo" w:hAnsi="Menlo" w:cs="Menlo"/>
